--- a/Web_Application_Development_Requirement.docx
+++ b/Web_Application_Development_Requirement.docx
@@ -9,6 +9,13 @@
           <w:bCs/>
         </w:rPr>
       </w:pPr>
+      <w:r>
+        <w:rPr>
+          <w:b/>
+          <w:bCs/>
+        </w:rPr>
+        <w:t>Unicorn</w:t>
+      </w:r>
     </w:p>
     <w:p>
       <w:pPr>
@@ -7824,6 +7831,7 @@
   <w:style w:type="character" w:default="1" w:styleId="DefaultParagraphFont">
     <w:name w:val="Default Paragraph Font"/>
     <w:uiPriority w:val="1"/>
+    <w:semiHidden/>
     <w:unhideWhenUsed/>
   </w:style>
   <w:style w:type="table" w:default="1" w:styleId="TableNormal">

--- a/Web_Application_Development_Requirement.docx
+++ b/Web_Application_Development_Requirement.docx
@@ -15,6 +15,13 @@
           <w:bCs/>
         </w:rPr>
         <w:t>Unicorn</w:t>
+      </w:r>
+      <w:r>
+        <w:rPr>
+          <w:b/>
+          <w:bCs/>
+        </w:rPr>
+        <w:t xml:space="preserve"> Soft</w:t>
       </w:r>
     </w:p>
     <w:p>
@@ -75,23 +82,7 @@
           <w:b/>
           <w:bCs/>
         </w:rPr>
-        <w:t>“</w:t>
-      </w:r>
-      <w:proofErr w:type="spellStart"/>
-      <w:r>
-        <w:rPr>
-          <w:b/>
-          <w:bCs/>
-        </w:rPr>
-        <w:t>VerbaSense</w:t>
-      </w:r>
-      <w:proofErr w:type="spellEnd"/>
-      <w:r>
-        <w:rPr>
-          <w:b/>
-          <w:bCs/>
-        </w:rPr>
-        <w:t>”</w:t>
+        <w:t>“VerbaSense”</w:t>
       </w:r>
     </w:p>
     <w:p>
@@ -890,13 +881,8 @@
         </w:numPr>
       </w:pPr>
       <w:r>
-        <w:t xml:space="preserve">Secure password hashing using </w:t>
+        <w:t>Secure password hashing using bcrypt</w:t>
       </w:r>
-      <w:proofErr w:type="spellStart"/>
-      <w:r>
-        <w:t>bcrypt</w:t>
-      </w:r>
-      <w:proofErr w:type="spellEnd"/>
     </w:p>
     <w:p>
       <w:pPr>
@@ -1518,13 +1504,8 @@
           </w:tcPr>
           <w:p>
             <w:r>
-              <w:t xml:space="preserve">JWT, </w:t>
+              <w:t>JWT, bcrypt</w:t>
             </w:r>
-            <w:proofErr w:type="spellStart"/>
-            <w:r>
-              <w:t>bcrypt</w:t>
-            </w:r>
-            <w:proofErr w:type="spellEnd"/>
           </w:p>
         </w:tc>
       </w:tr>
@@ -1667,13 +1648,8 @@
             <w:hideMark/>
           </w:tcPr>
           <w:p>
-            <w:proofErr w:type="spellStart"/>
             <w:r>
-              <w:t>Vercel</w:t>
-            </w:r>
-            <w:proofErr w:type="spellEnd"/>
-            <w:r>
-              <w:t xml:space="preserve"> / </w:t>
+              <w:t xml:space="preserve">Vercel / </w:t>
             </w:r>
             <w:r>
               <w:t>Netlify</w:t>
